--- a/pr-preview/pr-309/measures-tracked-changes.docx
+++ b/pr-preview/pr-309/measures-tracked-changes.docx
@@ -16,7 +16,7 @@
       </w:pPr>
       <w:del w:id="1" w:author="PR Preview" w:date="2026-01-01T00:00:00Z">
         <w:r>
-          <w:delText xml:space="preserve">Last modified: 2026-10-15 02:44:48 (PDT)</w:delText>
+          <w:delText xml:space="preserve">Last modified: 2026-10-15 04:45:51 (PDT)</w:delText>
         </w:r>
       </w:del>
     </w:p>
@@ -26,7 +26,7 @@
       </w:pPr>
       <w:ins w:id="2" w:author="PR Preview" w:date="2026-01-01T00:00:00Z">
         <w:r>
-          <w:t xml:space="preserve">Last modified: 2026-10-15 02:50:52 (PDT)</w:t>
+          <w:t xml:space="preserve">Last modified: 2026-10-15 05:32:53 (PDT)</w:t>
         </w:r>
       </w:ins>
     </w:p>
@@ -36535,13 +36535,15 @@
       <w:pPr>
         <w:pStyle w:val="BodyText"/>
       </w:pPr>
-      <w:r>
-        <w:rPr>
-          <w:b/>
-          <w:bCs/>
-        </w:rPr>
-        <w:t xml:space="preserve">Definition 28 (</w:t>
-      </w:r>
+      <w:del w:id="3" w:author="PR Preview" w:date="2026-01-01T00:00:00Z">
+        <w:r>
+          <w:rPr>
+            <w:b/>
+            <w:bCs/>
+          </w:rPr>
+          <w:delText xml:space="preserve">Definition 28 (</w:delText>
+        </w:r>
+      </w:del>
       <m:oMath>
         <m:sSup>
           <m:e>
@@ -36559,136 +36561,24 @@
           </m:sup>
         </m:sSup>
       </m:oMath>
-      <w:r>
-        <w:rPr>
-          <w:b/>
-          <w:bCs/>
-        </w:rPr>
-        <w:t xml:space="preserve"> </w:t>
-      </w:r>
-      <w:r>
-        <w:rPr>
-          <w:b/>
-          <w:bCs/>
-        </w:rPr>
-        <w:t xml:space="preserve">space and essential supremum norm)</w:t>
-      </w:r>
-      <w:r>
-        <w:t xml:space="preserve"> </w:t>
-      </w:r>
-      <w:r>
-        <w:t xml:space="preserve">Let</w:t>
-      </w:r>
-      <w:r>
-        <w:t xml:space="preserve"> </w:t>
-      </w:r>
-      <m:oMath>
-        <m:r>
-          <m:rPr>
-            <m:sty m:val="p"/>
-          </m:rPr>
-          <m:t>(</m:t>
-        </m:r>
-        <m:r>
-          <m:t>S</m:t>
-        </m:r>
-        <m:r>
-          <m:rPr>
-            <m:sty m:val="p"/>
-          </m:rPr>
-          <m:t>,</m:t>
-        </m:r>
-        <m:r>
-          <m:rPr>
-            <m:scr m:val="script"/>
-            <m:sty m:val="p"/>
-          </m:rPr>
-          <m:t>S</m:t>
-        </m:r>
-        <m:r>
-          <m:rPr>
-            <m:sty m:val="p"/>
-          </m:rPr>
-          <m:t>,</m:t>
-        </m:r>
-        <m:r>
-          <m:t>μ</m:t>
-        </m:r>
-        <m:r>
-          <m:rPr>
-            <m:sty m:val="p"/>
-          </m:rPr>
-          <m:t>)</m:t>
-        </m:r>
-      </m:oMath>
-      <w:r>
-        <w:t xml:space="preserve"> </w:t>
-      </w:r>
-      <w:r>
-        <w:t xml:space="preserve">be a</w:t>
-      </w:r>
-      <w:r>
-        <w:t xml:space="preserve"> </w:t>
-      </w:r>
-      <w:hyperlink w:anchor="def-measure-space">
+      <w:del w:id="4" w:author="PR Preview" w:date="2026-01-01T00:00:00Z">
         <w:r>
           <w:rPr>
-            <w:rStyle w:val="Hyperlink"/>
+            <w:b/>
+            <w:bCs/>
           </w:rPr>
-          <w:t xml:space="preserve">measure space</w:t>
+          <w:delText xml:space="preserve"> </w:delText>
         </w:r>
-      </w:hyperlink>
-      <w:r>
-        <w:t xml:space="preserve">.</w:t>
-      </w:r>
-      <w:r>
-        <w:t xml:space="preserve"> </w:t>
-      </w:r>
-      <w:r>
-        <w:t xml:space="preserve">For</w:t>
-      </w:r>
-      <w:r>
-        <w:t xml:space="preserve"> </w:t>
-      </w:r>
-      <m:oMath>
-        <m:r>
-          <m:t>p</m:t>
-        </m:r>
-        <m:r>
-          <m:rPr>
-            <m:sty m:val="p"/>
-          </m:rPr>
-          <m:t>=</m:t>
-        </m:r>
-        <m:r>
-          <m:rPr>
-            <m:sty m:val="p"/>
-          </m:rPr>
-          <m:t>∞</m:t>
-        </m:r>
-      </m:oMath>
-      <w:r>
-        <w:t xml:space="preserve">, the</w:t>
-      </w:r>
-      <w:r>
-        <w:t xml:space="preserve"> </w:t>
-      </w:r>
-      <w:r>
-        <w:rPr>
-          <w:b/>
-          <w:bCs/>
-        </w:rPr>
-        <w:t xml:space="preserve">essential supremum norm</w:t>
-      </w:r>
-      <w:r>
-        <w:t xml:space="preserve"> </w:t>
-      </w:r>
-      <w:r>
-        <w:t xml:space="preserve">(or</w:t>
-      </w:r>
-      <w:r>
-        <w:t xml:space="preserve"> </w:t>
-      </w:r>
+      </w:del>
+      <w:del w:id="5" w:author="PR Preview" w:date="2026-01-01T00:00:00Z">
+        <w:r>
+          <w:rPr>
+            <w:b/>
+            <w:bCs/>
+          </w:rPr>
+          <w:delText xml:space="preserve">space and essential supremum norm (</w:delText>
+        </w:r>
+      </w:del>
       <m:oMath>
         <m:sSup>
           <m:e>
@@ -36706,37 +36596,234 @@
           </m:sup>
         </m:sSup>
       </m:oMath>
-      <w:r>
-        <w:rPr>
-          <w:b/>
-          <w:bCs/>
-        </w:rPr>
-        <w:t xml:space="preserve"> </w:t>
-      </w:r>
-      <w:r>
-        <w:rPr>
-          <w:b/>
-          <w:bCs/>
-        </w:rPr>
-        <w:t xml:space="preserve">norm</w:t>
-      </w:r>
-      <w:r>
-        <w:t xml:space="preserve">) of a</w:t>
-      </w:r>
-      <w:r>
-        <w:t xml:space="preserve"> </w:t>
-      </w:r>
-      <w:hyperlink w:anchor="def-measurable-function">
+      <w:del w:id="6" w:author="PR Preview" w:date="2026-01-01T00:00:00Z">
         <w:r>
           <w:rPr>
-            <w:rStyle w:val="Hyperlink"/>
+            <w:b/>
+            <w:bCs/>
           </w:rPr>
-          <w:t xml:space="preserve">measurable function</w:t>
+          <w:delText xml:space="preserve"> </w:delText>
         </w:r>
+      </w:del>
+      <w:del w:id="7" w:author="PR Preview" w:date="2026-01-01T00:00:00Z">
+        <w:r>
+          <w:rPr>
+            <w:b/>
+            <w:bCs/>
+          </w:rPr>
+          <w:delText xml:space="preserve">norm))</w:delText>
+        </w:r>
+      </w:del>
+      <w:del w:id="8" w:author="PR Preview" w:date="2026-01-01T00:00:00Z">
+        <w:r>
+          <w:delText xml:space="preserve"> </w:delText>
+        </w:r>
+      </w:del>
+      <w:del w:id="9" w:author="PR Preview" w:date="2026-01-01T00:00:00Z">
+        <w:r>
+          <w:delText xml:space="preserve">Let</w:delText>
+        </w:r>
+      </w:del>
+      <w:del w:id="10" w:author="PR Preview" w:date="2026-01-01T00:00:00Z">
+        <w:r>
+          <w:delText xml:space="preserve"> </w:delText>
+        </w:r>
+      </w:del>
+      <m:oMath>
+        <m:r>
+          <m:rPr>
+            <m:sty m:val="p"/>
+          </m:rPr>
+          <m:t>(</m:t>
+        </m:r>
+        <m:r>
+          <m:t>S</m:t>
+        </m:r>
+        <m:r>
+          <m:rPr>
+            <m:sty m:val="p"/>
+          </m:rPr>
+          <m:t>,</m:t>
+        </m:r>
+        <m:r>
+          <m:rPr>
+            <m:scr m:val="script"/>
+            <m:sty m:val="p"/>
+          </m:rPr>
+          <m:t>S</m:t>
+        </m:r>
+        <m:r>
+          <m:rPr>
+            <m:sty m:val="p"/>
+          </m:rPr>
+          <m:t>,</m:t>
+        </m:r>
+        <m:r>
+          <m:t>μ</m:t>
+        </m:r>
+        <m:r>
+          <m:rPr>
+            <m:sty m:val="p"/>
+          </m:rPr>
+          <m:t>)</m:t>
+        </m:r>
+      </m:oMath>
+      <w:del w:id="11" w:author="PR Preview" w:date="2026-01-01T00:00:00Z">
+        <w:r>
+          <w:delText xml:space="preserve"> </w:delText>
+        </w:r>
+      </w:del>
+      <w:del w:id="12" w:author="PR Preview" w:date="2026-01-01T00:00:00Z">
+        <w:r>
+          <w:delText xml:space="preserve">be a</w:delText>
+        </w:r>
+      </w:del>
+      <w:del w:id="13" w:author="PR Preview" w:date="2026-01-01T00:00:00Z">
+        <w:r>
+          <w:delText xml:space="preserve"> </w:delText>
+        </w:r>
+      </w:del>
+      <w:hyperlink w:anchor="def-measure-space">
+        <w:del w:id="14" w:author="PR Preview" w:date="2026-01-01T00:00:00Z">
+          <w:r>
+            <w:rPr>
+              <w:rStyle w:val="Hyperlink"/>
+            </w:rPr>
+            <w:delText xml:space="preserve">measure space</w:delText>
+          </w:r>
+        </w:del>
       </w:hyperlink>
-      <w:r>
-        <w:t xml:space="preserve"> </w:t>
-      </w:r>
+      <w:del w:id="15" w:author="PR Preview" w:date="2026-01-01T00:00:00Z">
+        <w:r>
+          <w:delText xml:space="preserve">.</w:delText>
+        </w:r>
+      </w:del>
+      <w:del w:id="16" w:author="PR Preview" w:date="2026-01-01T00:00:00Z">
+        <w:r>
+          <w:delText xml:space="preserve"> </w:delText>
+        </w:r>
+      </w:del>
+      <w:del w:id="17" w:author="PR Preview" w:date="2026-01-01T00:00:00Z">
+        <w:r>
+          <w:delText xml:space="preserve">For</w:delText>
+        </w:r>
+      </w:del>
+      <w:del w:id="18" w:author="PR Preview" w:date="2026-01-01T00:00:00Z">
+        <w:r>
+          <w:delText xml:space="preserve"> </w:delText>
+        </w:r>
+      </w:del>
+      <m:oMath>
+        <m:r>
+          <m:t>p</m:t>
+        </m:r>
+        <m:r>
+          <m:rPr>
+            <m:sty m:val="p"/>
+          </m:rPr>
+          <m:t>=</m:t>
+        </m:r>
+        <m:r>
+          <m:rPr>
+            <m:sty m:val="p"/>
+          </m:rPr>
+          <m:t>∞</m:t>
+        </m:r>
+      </m:oMath>
+      <w:del w:id="19" w:author="PR Preview" w:date="2026-01-01T00:00:00Z">
+        <w:r>
+          <w:delText xml:space="preserve">, the</w:delText>
+        </w:r>
+      </w:del>
+      <w:del w:id="20" w:author="PR Preview" w:date="2026-01-01T00:00:00Z">
+        <w:r>
+          <w:delText xml:space="preserve"> </w:delText>
+        </w:r>
+      </w:del>
+      <w:del w:id="21" w:author="PR Preview" w:date="2026-01-01T00:00:00Z">
+        <w:r>
+          <w:rPr>
+            <w:b/>
+            <w:bCs/>
+          </w:rPr>
+          <w:delText xml:space="preserve">essential supremum norm</w:delText>
+        </w:r>
+      </w:del>
+      <w:del w:id="22" w:author="PR Preview" w:date="2026-01-01T00:00:00Z">
+        <w:r>
+          <w:delText xml:space="preserve"> </w:delText>
+        </w:r>
+      </w:del>
+      <w:del w:id="23" w:author="PR Preview" w:date="2026-01-01T00:00:00Z">
+        <w:r>
+          <w:delText xml:space="preserve">(or</w:delText>
+        </w:r>
+      </w:del>
+      <w:del w:id="24" w:author="PR Preview" w:date="2026-01-01T00:00:00Z">
+        <w:r>
+          <w:delText xml:space="preserve"> </w:delText>
+        </w:r>
+      </w:del>
+      <m:oMath>
+        <m:sSup>
+          <m:e>
+            <m:r>
+              <m:t>L</m:t>
+            </m:r>
+          </m:e>
+          <m:sup>
+            <m:r>
+              <m:rPr>
+                <m:sty m:val="p"/>
+              </m:rPr>
+              <m:t>∞</m:t>
+            </m:r>
+          </m:sup>
+        </m:sSup>
+      </m:oMath>
+      <w:del w:id="25" w:author="PR Preview" w:date="2026-01-01T00:00:00Z">
+        <w:r>
+          <w:rPr>
+            <w:b/>
+            <w:bCs/>
+          </w:rPr>
+          <w:delText xml:space="preserve"> </w:delText>
+        </w:r>
+      </w:del>
+      <w:del w:id="26" w:author="PR Preview" w:date="2026-01-01T00:00:00Z">
+        <w:r>
+          <w:rPr>
+            <w:b/>
+            <w:bCs/>
+          </w:rPr>
+          <w:delText xml:space="preserve">norm</w:delText>
+        </w:r>
+      </w:del>
+      <w:del w:id="27" w:author="PR Preview" w:date="2026-01-01T00:00:00Z">
+        <w:r>
+          <w:delText xml:space="preserve">) of a</w:delText>
+        </w:r>
+      </w:del>
+      <w:del w:id="28" w:author="PR Preview" w:date="2026-01-01T00:00:00Z">
+        <w:r>
+          <w:delText xml:space="preserve"> </w:delText>
+        </w:r>
+      </w:del>
+      <w:hyperlink w:anchor="def-measurable-function">
+        <w:del w:id="29" w:author="PR Preview" w:date="2026-01-01T00:00:00Z">
+          <w:r>
+            <w:rPr>
+              <w:rStyle w:val="Hyperlink"/>
+            </w:rPr>
+            <w:delText xml:space="preserve">measurable function</w:delText>
+          </w:r>
+        </w:del>
+      </w:hyperlink>
+      <w:del w:id="30" w:author="PR Preview" w:date="2026-01-01T00:00:00Z">
+        <w:r>
+          <w:delText xml:space="preserve"> </w:delText>
+        </w:r>
+      </w:del>
       <m:oMath>
         <m:r>
           <m:t>f</m:t>
@@ -36764,12 +36851,312 @@
           <m:t>R</m:t>
         </m:r>
       </m:oMath>
-      <w:r>
-        <w:t xml:space="preserve"> </w:t>
-      </w:r>
-      <w:r>
-        <w:t xml:space="preserve">is:</w:t>
-      </w:r>
+      <w:del w:id="31" w:author="PR Preview" w:date="2026-01-01T00:00:00Z">
+        <w:r>
+          <w:delText xml:space="preserve"> </w:delText>
+        </w:r>
+      </w:del>
+      <w:del w:id="32" w:author="PR Preview" w:date="2026-01-01T00:00:00Z">
+        <w:r>
+          <w:delText xml:space="preserve">is:</w:delText>
+        </w:r>
+      </w:del>
+    </w:p>
+    <w:p>
+      <w:pPr>
+        <w:pStyle w:val="BodyText"/>
+      </w:pPr>
+      <w:ins w:id="33" w:author="PR Preview" w:date="2026-01-01T00:00:00Z">
+        <w:r>
+          <w:rPr>
+            <w:b/>
+            <w:bCs/>
+          </w:rPr>
+          <w:t xml:space="preserve">Definition 28 (</w:t>
+        </w:r>
+      </w:ins>
+      <m:oMath>
+        <m:sSup>
+          <m:e>
+            <m:r>
+              <m:t>L</m:t>
+            </m:r>
+          </m:e>
+          <m:sup>
+            <m:r>
+              <m:rPr>
+                <m:sty m:val="p"/>
+              </m:rPr>
+              <m:t>∞</m:t>
+            </m:r>
+          </m:sup>
+        </m:sSup>
+      </m:oMath>
+      <w:ins w:id="34" w:author="PR Preview" w:date="2026-01-01T00:00:00Z">
+        <w:r>
+          <w:rPr>
+            <w:b/>
+            <w:bCs/>
+          </w:rPr>
+          <w:t xml:space="preserve"> </w:t>
+        </w:r>
+      </w:ins>
+      <w:ins w:id="35" w:author="PR Preview" w:date="2026-01-01T00:00:00Z">
+        <w:r>
+          <w:rPr>
+            <w:b/>
+            <w:bCs/>
+          </w:rPr>
+          <w:t xml:space="preserve">space and essential supremum norm)</w:t>
+        </w:r>
+      </w:ins>
+      <w:ins w:id="36" w:author="PR Preview" w:date="2026-01-01T00:00:00Z">
+        <w:r>
+          <w:t xml:space="preserve"> </w:t>
+        </w:r>
+      </w:ins>
+      <w:ins w:id="37" w:author="PR Preview" w:date="2026-01-01T00:00:00Z">
+        <w:r>
+          <w:t xml:space="preserve">Let</w:t>
+        </w:r>
+      </w:ins>
+      <w:ins w:id="38" w:author="PR Preview" w:date="2026-01-01T00:00:00Z">
+        <w:r>
+          <w:t xml:space="preserve"> </w:t>
+        </w:r>
+      </w:ins>
+      <m:oMath>
+        <m:r>
+          <m:rPr>
+            <m:sty m:val="p"/>
+          </m:rPr>
+          <m:t>(</m:t>
+        </m:r>
+        <m:r>
+          <m:t>S</m:t>
+        </m:r>
+        <m:r>
+          <m:rPr>
+            <m:sty m:val="p"/>
+          </m:rPr>
+          <m:t>,</m:t>
+        </m:r>
+        <m:r>
+          <m:rPr>
+            <m:scr m:val="script"/>
+            <m:sty m:val="p"/>
+          </m:rPr>
+          <m:t>S</m:t>
+        </m:r>
+        <m:r>
+          <m:rPr>
+            <m:sty m:val="p"/>
+          </m:rPr>
+          <m:t>,</m:t>
+        </m:r>
+        <m:r>
+          <m:t>μ</m:t>
+        </m:r>
+        <m:r>
+          <m:rPr>
+            <m:sty m:val="p"/>
+          </m:rPr>
+          <m:t>)</m:t>
+        </m:r>
+      </m:oMath>
+      <w:ins w:id="39" w:author="PR Preview" w:date="2026-01-01T00:00:00Z">
+        <w:r>
+          <w:t xml:space="preserve"> </w:t>
+        </w:r>
+      </w:ins>
+      <w:ins w:id="40" w:author="PR Preview" w:date="2026-01-01T00:00:00Z">
+        <w:r>
+          <w:t xml:space="preserve">be a</w:t>
+        </w:r>
+      </w:ins>
+      <w:ins w:id="41" w:author="PR Preview" w:date="2026-01-01T00:00:00Z">
+        <w:r>
+          <w:t xml:space="preserve"> </w:t>
+        </w:r>
+      </w:ins>
+      <w:hyperlink w:anchor="def-measure-space">
+        <w:ins w:id="42" w:author="PR Preview" w:date="2026-01-01T00:00:00Z">
+          <w:r>
+            <w:rPr>
+              <w:rStyle w:val="Hyperlink"/>
+            </w:rPr>
+            <w:t xml:space="preserve">measure space</w:t>
+          </w:r>
+        </w:ins>
+      </w:hyperlink>
+      <w:ins w:id="43" w:author="PR Preview" w:date="2026-01-01T00:00:00Z">
+        <w:r>
+          <w:t xml:space="preserve">.</w:t>
+        </w:r>
+      </w:ins>
+      <w:ins w:id="44" w:author="PR Preview" w:date="2026-01-01T00:00:00Z">
+        <w:r>
+          <w:t xml:space="preserve"> </w:t>
+        </w:r>
+      </w:ins>
+      <w:ins w:id="45" w:author="PR Preview" w:date="2026-01-01T00:00:00Z">
+        <w:r>
+          <w:t xml:space="preserve">For</w:t>
+        </w:r>
+      </w:ins>
+      <w:ins w:id="46" w:author="PR Preview" w:date="2026-01-01T00:00:00Z">
+        <w:r>
+          <w:t xml:space="preserve"> </w:t>
+        </w:r>
+      </w:ins>
+      <m:oMath>
+        <m:r>
+          <m:t>p</m:t>
+        </m:r>
+        <m:r>
+          <m:rPr>
+            <m:sty m:val="p"/>
+          </m:rPr>
+          <m:t>=</m:t>
+        </m:r>
+        <m:r>
+          <m:rPr>
+            <m:sty m:val="p"/>
+          </m:rPr>
+          <m:t>∞</m:t>
+        </m:r>
+      </m:oMath>
+      <w:ins w:id="47" w:author="PR Preview" w:date="2026-01-01T00:00:00Z">
+        <w:r>
+          <w:t xml:space="preserve">, the</w:t>
+        </w:r>
+      </w:ins>
+      <w:ins w:id="48" w:author="PR Preview" w:date="2026-01-01T00:00:00Z">
+        <w:r>
+          <w:t xml:space="preserve"> </w:t>
+        </w:r>
+      </w:ins>
+      <w:ins w:id="49" w:author="PR Preview" w:date="2026-01-01T00:00:00Z">
+        <w:r>
+          <w:rPr>
+            <w:b/>
+            <w:bCs/>
+          </w:rPr>
+          <w:t xml:space="preserve">essential supremum norm</w:t>
+        </w:r>
+      </w:ins>
+      <w:ins w:id="50" w:author="PR Preview" w:date="2026-01-01T00:00:00Z">
+        <w:r>
+          <w:t xml:space="preserve"> </w:t>
+        </w:r>
+      </w:ins>
+      <w:ins w:id="51" w:author="PR Preview" w:date="2026-01-01T00:00:00Z">
+        <w:r>
+          <w:t xml:space="preserve">(or</w:t>
+        </w:r>
+      </w:ins>
+      <w:ins w:id="52" w:author="PR Preview" w:date="2026-01-01T00:00:00Z">
+        <w:r>
+          <w:t xml:space="preserve"> </w:t>
+        </w:r>
+      </w:ins>
+      <m:oMath>
+        <m:sSup>
+          <m:e>
+            <m:r>
+              <m:t>L</m:t>
+            </m:r>
+          </m:e>
+          <m:sup>
+            <m:r>
+              <m:rPr>
+                <m:sty m:val="p"/>
+              </m:rPr>
+              <m:t>∞</m:t>
+            </m:r>
+          </m:sup>
+        </m:sSup>
+      </m:oMath>
+      <w:ins w:id="53" w:author="PR Preview" w:date="2026-01-01T00:00:00Z">
+        <w:r>
+          <w:rPr>
+            <w:b/>
+            <w:bCs/>
+          </w:rPr>
+          <w:t xml:space="preserve"> </w:t>
+        </w:r>
+      </w:ins>
+      <w:ins w:id="54" w:author="PR Preview" w:date="2026-01-01T00:00:00Z">
+        <w:r>
+          <w:rPr>
+            <w:b/>
+            <w:bCs/>
+          </w:rPr>
+          <w:t xml:space="preserve">norm</w:t>
+        </w:r>
+      </w:ins>
+      <w:ins w:id="55" w:author="PR Preview" w:date="2026-01-01T00:00:00Z">
+        <w:r>
+          <w:t xml:space="preserve">) of a</w:t>
+        </w:r>
+      </w:ins>
+      <w:ins w:id="56" w:author="PR Preview" w:date="2026-01-01T00:00:00Z">
+        <w:r>
+          <w:t xml:space="preserve"> </w:t>
+        </w:r>
+      </w:ins>
+      <w:hyperlink w:anchor="def-measurable-function">
+        <w:ins w:id="57" w:author="PR Preview" w:date="2026-01-01T00:00:00Z">
+          <w:r>
+            <w:rPr>
+              <w:rStyle w:val="Hyperlink"/>
+            </w:rPr>
+            <w:t xml:space="preserve">measurable function</w:t>
+          </w:r>
+        </w:ins>
+      </w:hyperlink>
+      <w:ins w:id="58" w:author="PR Preview" w:date="2026-01-01T00:00:00Z">
+        <w:r>
+          <w:t xml:space="preserve"> </w:t>
+        </w:r>
+      </w:ins>
+      <m:oMath>
+        <m:r>
+          <m:t>f</m:t>
+        </m:r>
+        <m:r>
+          <m:rPr>
+            <m:sty m:val="p"/>
+          </m:rPr>
+          <m:t>:</m:t>
+        </m:r>
+        <m:r>
+          <m:t>S</m:t>
+        </m:r>
+        <m:r>
+          <m:rPr>
+            <m:sty m:val="p"/>
+          </m:rPr>
+          <m:t>→</m:t>
+        </m:r>
+        <m:r>
+          <m:rPr>
+            <m:scr m:val="double-struck"/>
+            <m:sty m:val="p"/>
+          </m:rPr>
+          <m:t>R</m:t>
+        </m:r>
+      </m:oMath>
+      <w:ins w:id="59" w:author="PR Preview" w:date="2026-01-01T00:00:00Z">
+        <w:r>
+          <w:t xml:space="preserve"> </w:t>
+        </w:r>
+      </w:ins>
+      <w:ins w:id="60" w:author="PR Preview" w:date="2026-01-01T00:00:00Z">
+        <w:r>
+          <w:t xml:space="preserve">is:</w:t>
+        </w:r>
+      </w:ins>
     </w:p>
     <w:p>
       <w:pPr>

--- a/pr-preview/pr-309/measures-tracked-changes.docx
+++ b/pr-preview/pr-309/measures-tracked-changes.docx
@@ -16,7 +16,7 @@
       </w:pPr>
       <w:del w:id="1" w:author="PR Preview" w:date="2026-01-01T00:00:00Z">
         <w:r>
-          <w:delText xml:space="preserve">Last modified: 2026-10-15 04:45:51 (PDT)</w:delText>
+          <w:delText xml:space="preserve">Last modified: 2026-10-15 07:39:11 (PDT)</w:delText>
         </w:r>
       </w:del>
     </w:p>
@@ -26,7 +26,7 @@
       </w:pPr>
       <w:ins w:id="2" w:author="PR Preview" w:date="2026-01-01T00:00:00Z">
         <w:r>
-          <w:t xml:space="preserve">Last modified: 2026-10-15 05:32:53 (PDT)</w:t>
+          <w:t xml:space="preserve">Last modified: 2026-10-15 07:34:52 (PDT)</w:t>
         </w:r>
       </w:ins>
     </w:p>
@@ -36535,15 +36535,13 @@
       <w:pPr>
         <w:pStyle w:val="BodyText"/>
       </w:pPr>
-      <w:del w:id="3" w:author="PR Preview" w:date="2026-01-01T00:00:00Z">
-        <w:r>
-          <w:rPr>
-            <w:b/>
-            <w:bCs/>
-          </w:rPr>
-          <w:delText xml:space="preserve">Definition 28 (</w:delText>
-        </w:r>
-      </w:del>
+      <w:r>
+        <w:rPr>
+          <w:b/>
+          <w:bCs/>
+        </w:rPr>
+        <w:t xml:space="preserve">Definition 28 (</w:t>
+      </w:r>
       <m:oMath>
         <m:sSup>
           <m:e>
@@ -36561,24 +36559,20 @@
           </m:sup>
         </m:sSup>
       </m:oMath>
-      <w:del w:id="4" w:author="PR Preview" w:date="2026-01-01T00:00:00Z">
-        <w:r>
-          <w:rPr>
-            <w:b/>
-            <w:bCs/>
-          </w:rPr>
-          <w:delText xml:space="preserve"> </w:delText>
-        </w:r>
-      </w:del>
-      <w:del w:id="5" w:author="PR Preview" w:date="2026-01-01T00:00:00Z">
-        <w:r>
-          <w:rPr>
-            <w:b/>
-            <w:bCs/>
-          </w:rPr>
-          <w:delText xml:space="preserve">space and essential supremum norm (</w:delText>
-        </w:r>
-      </w:del>
+      <w:r>
+        <w:rPr>
+          <w:b/>
+          <w:bCs/>
+        </w:rPr>
+        <w:t xml:space="preserve"> </w:t>
+      </w:r>
+      <w:r>
+        <w:rPr>
+          <w:b/>
+          <w:bCs/>
+        </w:rPr>
+        <w:t xml:space="preserve">space and essential supremum norm (</w:t>
+      </w:r>
       <m:oMath>
         <m:sSup>
           <m:e>
@@ -36596,123 +36590,97 @@
           </m:sup>
         </m:sSup>
       </m:oMath>
-      <w:del w:id="6" w:author="PR Preview" w:date="2026-01-01T00:00:00Z">
+      <w:r>
+        <w:rPr>
+          <w:b/>
+          <w:bCs/>
+        </w:rPr>
+        <w:t xml:space="preserve"> </w:t>
+      </w:r>
+      <w:r>
+        <w:rPr>
+          <w:b/>
+          <w:bCs/>
+        </w:rPr>
+        <w:t xml:space="preserve">norm))</w:t>
+      </w:r>
+      <w:r>
+        <w:t xml:space="preserve"> </w:t>
+      </w:r>
+      <w:r>
+        <w:t xml:space="preserve">Let</w:t>
+      </w:r>
+      <w:r>
+        <w:t xml:space="preserve"> </w:t>
+      </w:r>
+      <m:oMath>
+        <m:r>
+          <m:rPr>
+            <m:sty m:val="p"/>
+          </m:rPr>
+          <m:t>(</m:t>
+        </m:r>
+        <m:r>
+          <m:t>S</m:t>
+        </m:r>
+        <m:r>
+          <m:rPr>
+            <m:sty m:val="p"/>
+          </m:rPr>
+          <m:t>,</m:t>
+        </m:r>
+        <m:r>
+          <m:rPr>
+            <m:scr m:val="script"/>
+            <m:sty m:val="p"/>
+          </m:rPr>
+          <m:t>S</m:t>
+        </m:r>
+        <m:r>
+          <m:rPr>
+            <m:sty m:val="p"/>
+          </m:rPr>
+          <m:t>,</m:t>
+        </m:r>
+        <m:r>
+          <m:t>μ</m:t>
+        </m:r>
+        <m:r>
+          <m:rPr>
+            <m:sty m:val="p"/>
+          </m:rPr>
+          <m:t>)</m:t>
+        </m:r>
+      </m:oMath>
+      <w:r>
+        <w:t xml:space="preserve"> </w:t>
+      </w:r>
+      <w:r>
+        <w:t xml:space="preserve">be a</w:t>
+      </w:r>
+      <w:r>
+        <w:t xml:space="preserve"> </w:t>
+      </w:r>
+      <w:hyperlink w:anchor="def-measure-space">
         <w:r>
           <w:rPr>
-            <w:b/>
-            <w:bCs/>
+            <w:rStyle w:val="Hyperlink"/>
           </w:rPr>
-          <w:delText xml:space="preserve"> </w:delText>
+          <w:t xml:space="preserve">measure space</w:t>
         </w:r>
-      </w:del>
-      <w:del w:id="7" w:author="PR Preview" w:date="2026-01-01T00:00:00Z">
-        <w:r>
-          <w:rPr>
-            <w:b/>
-            <w:bCs/>
-          </w:rPr>
-          <w:delText xml:space="preserve">norm))</w:delText>
-        </w:r>
-      </w:del>
-      <w:del w:id="8" w:author="PR Preview" w:date="2026-01-01T00:00:00Z">
-        <w:r>
-          <w:delText xml:space="preserve"> </w:delText>
-        </w:r>
-      </w:del>
-      <w:del w:id="9" w:author="PR Preview" w:date="2026-01-01T00:00:00Z">
-        <w:r>
-          <w:delText xml:space="preserve">Let</w:delText>
-        </w:r>
-      </w:del>
-      <w:del w:id="10" w:author="PR Preview" w:date="2026-01-01T00:00:00Z">
-        <w:r>
-          <w:delText xml:space="preserve"> </w:delText>
-        </w:r>
-      </w:del>
-      <m:oMath>
-        <m:r>
-          <m:rPr>
-            <m:sty m:val="p"/>
-          </m:rPr>
-          <m:t>(</m:t>
-        </m:r>
-        <m:r>
-          <m:t>S</m:t>
-        </m:r>
-        <m:r>
-          <m:rPr>
-            <m:sty m:val="p"/>
-          </m:rPr>
-          <m:t>,</m:t>
-        </m:r>
-        <m:r>
-          <m:rPr>
-            <m:scr m:val="script"/>
-            <m:sty m:val="p"/>
-          </m:rPr>
-          <m:t>S</m:t>
-        </m:r>
-        <m:r>
-          <m:rPr>
-            <m:sty m:val="p"/>
-          </m:rPr>
-          <m:t>,</m:t>
-        </m:r>
-        <m:r>
-          <m:t>μ</m:t>
-        </m:r>
-        <m:r>
-          <m:rPr>
-            <m:sty m:val="p"/>
-          </m:rPr>
-          <m:t>)</m:t>
-        </m:r>
-      </m:oMath>
-      <w:del w:id="11" w:author="PR Preview" w:date="2026-01-01T00:00:00Z">
-        <w:r>
-          <w:delText xml:space="preserve"> </w:delText>
-        </w:r>
-      </w:del>
-      <w:del w:id="12" w:author="PR Preview" w:date="2026-01-01T00:00:00Z">
-        <w:r>
-          <w:delText xml:space="preserve">be a</w:delText>
-        </w:r>
-      </w:del>
-      <w:del w:id="13" w:author="PR Preview" w:date="2026-01-01T00:00:00Z">
-        <w:r>
-          <w:delText xml:space="preserve"> </w:delText>
-        </w:r>
-      </w:del>
-      <w:hyperlink w:anchor="def-measure-space">
-        <w:del w:id="14" w:author="PR Preview" w:date="2026-01-01T00:00:00Z">
-          <w:r>
-            <w:rPr>
-              <w:rStyle w:val="Hyperlink"/>
-            </w:rPr>
-            <w:delText xml:space="preserve">measure space</w:delText>
-          </w:r>
-        </w:del>
       </w:hyperlink>
-      <w:del w:id="15" w:author="PR Preview" w:date="2026-01-01T00:00:00Z">
-        <w:r>
-          <w:delText xml:space="preserve">.</w:delText>
-        </w:r>
-      </w:del>
-      <w:del w:id="16" w:author="PR Preview" w:date="2026-01-01T00:00:00Z">
-        <w:r>
-          <w:delText xml:space="preserve"> </w:delText>
-        </w:r>
-      </w:del>
-      <w:del w:id="17" w:author="PR Preview" w:date="2026-01-01T00:00:00Z">
-        <w:r>
-          <w:delText xml:space="preserve">For</w:delText>
-        </w:r>
-      </w:del>
-      <w:del w:id="18" w:author="PR Preview" w:date="2026-01-01T00:00:00Z">
-        <w:r>
-          <w:delText xml:space="preserve"> </w:delText>
-        </w:r>
-      </w:del>
+      <w:r>
+        <w:t xml:space="preserve">.</w:t>
+      </w:r>
+      <w:r>
+        <w:t xml:space="preserve"> </w:t>
+      </w:r>
+      <w:r>
+        <w:t xml:space="preserve">For</w:t>
+      </w:r>
+      <w:r>
+        <w:t xml:space="preserve"> </w:t>
+      </w:r>
       <m:oMath>
         <m:r>
           <m:t>p</m:t>
@@ -36730,40 +36698,28 @@
           <m:t>∞</m:t>
         </m:r>
       </m:oMath>
-      <w:del w:id="19" w:author="PR Preview" w:date="2026-01-01T00:00:00Z">
-        <w:r>
-          <w:delText xml:space="preserve">, the</w:delText>
-        </w:r>
-      </w:del>
-      <w:del w:id="20" w:author="PR Preview" w:date="2026-01-01T00:00:00Z">
-        <w:r>
-          <w:delText xml:space="preserve"> </w:delText>
-        </w:r>
-      </w:del>
-      <w:del w:id="21" w:author="PR Preview" w:date="2026-01-01T00:00:00Z">
-        <w:r>
-          <w:rPr>
-            <w:b/>
-            <w:bCs/>
-          </w:rPr>
-          <w:delText xml:space="preserve">essential supremum norm</w:delText>
-        </w:r>
-      </w:del>
-      <w:del w:id="22" w:author="PR Preview" w:date="2026-01-01T00:00:00Z">
-        <w:r>
-          <w:delText xml:space="preserve"> </w:delText>
-        </w:r>
-      </w:del>
-      <w:del w:id="23" w:author="PR Preview" w:date="2026-01-01T00:00:00Z">
-        <w:r>
-          <w:delText xml:space="preserve">(or</w:delText>
-        </w:r>
-      </w:del>
-      <w:del w:id="24" w:author="PR Preview" w:date="2026-01-01T00:00:00Z">
-        <w:r>
-          <w:delText xml:space="preserve"> </w:delText>
-        </w:r>
-      </w:del>
+      <w:r>
+        <w:t xml:space="preserve">, the</w:t>
+      </w:r>
+      <w:r>
+        <w:t xml:space="preserve"> </w:t>
+      </w:r>
+      <w:r>
+        <w:rPr>
+          <w:b/>
+          <w:bCs/>
+        </w:rPr>
+        <w:t xml:space="preserve">essential supremum norm</w:t>
+      </w:r>
+      <w:r>
+        <w:t xml:space="preserve"> </w:t>
+      </w:r>
+      <w:r>
+        <w:t xml:space="preserve">(or</w:t>
+      </w:r>
+      <w:r>
+        <w:t xml:space="preserve"> </w:t>
+      </w:r>
       <m:oMath>
         <m:sSup>
           <m:e>
@@ -36781,49 +36737,37 @@
           </m:sup>
         </m:sSup>
       </m:oMath>
-      <w:del w:id="25" w:author="PR Preview" w:date="2026-01-01T00:00:00Z">
+      <w:r>
+        <w:rPr>
+          <w:b/>
+          <w:bCs/>
+        </w:rPr>
+        <w:t xml:space="preserve"> </w:t>
+      </w:r>
+      <w:r>
+        <w:rPr>
+          <w:b/>
+          <w:bCs/>
+        </w:rPr>
+        <w:t xml:space="preserve">norm</w:t>
+      </w:r>
+      <w:r>
+        <w:t xml:space="preserve">) of a</w:t>
+      </w:r>
+      <w:r>
+        <w:t xml:space="preserve"> </w:t>
+      </w:r>
+      <w:hyperlink w:anchor="def-measurable-function">
         <w:r>
           <w:rPr>
-            <w:b/>
-            <w:bCs/>
+            <w:rStyle w:val="Hyperlink"/>
           </w:rPr>
-          <w:delText xml:space="preserve"> </w:delText>
+          <w:t xml:space="preserve">measurable function</w:t>
         </w:r>
-      </w:del>
-      <w:del w:id="26" w:author="PR Preview" w:date="2026-01-01T00:00:00Z">
-        <w:r>
-          <w:rPr>
-            <w:b/>
-            <w:bCs/>
-          </w:rPr>
-          <w:delText xml:space="preserve">norm</w:delText>
-        </w:r>
-      </w:del>
-      <w:del w:id="27" w:author="PR Preview" w:date="2026-01-01T00:00:00Z">
-        <w:r>
-          <w:delText xml:space="preserve">) of a</w:delText>
-        </w:r>
-      </w:del>
-      <w:del w:id="28" w:author="PR Preview" w:date="2026-01-01T00:00:00Z">
-        <w:r>
-          <w:delText xml:space="preserve"> </w:delText>
-        </w:r>
-      </w:del>
-      <w:hyperlink w:anchor="def-measurable-function">
-        <w:del w:id="29" w:author="PR Preview" w:date="2026-01-01T00:00:00Z">
-          <w:r>
-            <w:rPr>
-              <w:rStyle w:val="Hyperlink"/>
-            </w:rPr>
-            <w:delText xml:space="preserve">measurable function</w:delText>
-          </w:r>
-        </w:del>
       </w:hyperlink>
-      <w:del w:id="30" w:author="PR Preview" w:date="2026-01-01T00:00:00Z">
-        <w:r>
-          <w:delText xml:space="preserve"> </w:delText>
-        </w:r>
-      </w:del>
+      <w:r>
+        <w:t xml:space="preserve"> </w:t>
+      </w:r>
       <m:oMath>
         <m:r>
           <m:t>f</m:t>
@@ -36851,312 +36795,12 @@
           <m:t>R</m:t>
         </m:r>
       </m:oMath>
-      <w:del w:id="31" w:author="PR Preview" w:date="2026-01-01T00:00:00Z">
-        <w:r>
-          <w:delText xml:space="preserve"> </w:delText>
-        </w:r>
-      </w:del>
-      <w:del w:id="32" w:author="PR Preview" w:date="2026-01-01T00:00:00Z">
-        <w:r>
-          <w:delText xml:space="preserve">is:</w:delText>
-        </w:r>
-      </w:del>
-    </w:p>
-    <w:p>
-      <w:pPr>
-        <w:pStyle w:val="BodyText"/>
-      </w:pPr>
-      <w:ins w:id="33" w:author="PR Preview" w:date="2026-01-01T00:00:00Z">
-        <w:r>
-          <w:rPr>
-            <w:b/>
-            <w:bCs/>
-          </w:rPr>
-          <w:t xml:space="preserve">Definition 28 (</w:t>
-        </w:r>
-      </w:ins>
-      <m:oMath>
-        <m:sSup>
-          <m:e>
-            <m:r>
-              <m:t>L</m:t>
-            </m:r>
-          </m:e>
-          <m:sup>
-            <m:r>
-              <m:rPr>
-                <m:sty m:val="p"/>
-              </m:rPr>
-              <m:t>∞</m:t>
-            </m:r>
-          </m:sup>
-        </m:sSup>
-      </m:oMath>
-      <w:ins w:id="34" w:author="PR Preview" w:date="2026-01-01T00:00:00Z">
-        <w:r>
-          <w:rPr>
-            <w:b/>
-            <w:bCs/>
-          </w:rPr>
-          <w:t xml:space="preserve"> </w:t>
-        </w:r>
-      </w:ins>
-      <w:ins w:id="35" w:author="PR Preview" w:date="2026-01-01T00:00:00Z">
-        <w:r>
-          <w:rPr>
-            <w:b/>
-            <w:bCs/>
-          </w:rPr>
-          <w:t xml:space="preserve">space and essential supremum norm)</w:t>
-        </w:r>
-      </w:ins>
-      <w:ins w:id="36" w:author="PR Preview" w:date="2026-01-01T00:00:00Z">
-        <w:r>
-          <w:t xml:space="preserve"> </w:t>
-        </w:r>
-      </w:ins>
-      <w:ins w:id="37" w:author="PR Preview" w:date="2026-01-01T00:00:00Z">
-        <w:r>
-          <w:t xml:space="preserve">Let</w:t>
-        </w:r>
-      </w:ins>
-      <w:ins w:id="38" w:author="PR Preview" w:date="2026-01-01T00:00:00Z">
-        <w:r>
-          <w:t xml:space="preserve"> </w:t>
-        </w:r>
-      </w:ins>
-      <m:oMath>
-        <m:r>
-          <m:rPr>
-            <m:sty m:val="p"/>
-          </m:rPr>
-          <m:t>(</m:t>
-        </m:r>
-        <m:r>
-          <m:t>S</m:t>
-        </m:r>
-        <m:r>
-          <m:rPr>
-            <m:sty m:val="p"/>
-          </m:rPr>
-          <m:t>,</m:t>
-        </m:r>
-        <m:r>
-          <m:rPr>
-            <m:scr m:val="script"/>
-            <m:sty m:val="p"/>
-          </m:rPr>
-          <m:t>S</m:t>
-        </m:r>
-        <m:r>
-          <m:rPr>
-            <m:sty m:val="p"/>
-          </m:rPr>
-          <m:t>,</m:t>
-        </m:r>
-        <m:r>
-          <m:t>μ</m:t>
-        </m:r>
-        <m:r>
-          <m:rPr>
-            <m:sty m:val="p"/>
-          </m:rPr>
-          <m:t>)</m:t>
-        </m:r>
-      </m:oMath>
-      <w:ins w:id="39" w:author="PR Preview" w:date="2026-01-01T00:00:00Z">
-        <w:r>
-          <w:t xml:space="preserve"> </w:t>
-        </w:r>
-      </w:ins>
-      <w:ins w:id="40" w:author="PR Preview" w:date="2026-01-01T00:00:00Z">
-        <w:r>
-          <w:t xml:space="preserve">be a</w:t>
-        </w:r>
-      </w:ins>
-      <w:ins w:id="41" w:author="PR Preview" w:date="2026-01-01T00:00:00Z">
-        <w:r>
-          <w:t xml:space="preserve"> </w:t>
-        </w:r>
-      </w:ins>
-      <w:hyperlink w:anchor="def-measure-space">
-        <w:ins w:id="42" w:author="PR Preview" w:date="2026-01-01T00:00:00Z">
-          <w:r>
-            <w:rPr>
-              <w:rStyle w:val="Hyperlink"/>
-            </w:rPr>
-            <w:t xml:space="preserve">measure space</w:t>
-          </w:r>
-        </w:ins>
-      </w:hyperlink>
-      <w:ins w:id="43" w:author="PR Preview" w:date="2026-01-01T00:00:00Z">
-        <w:r>
-          <w:t xml:space="preserve">.</w:t>
-        </w:r>
-      </w:ins>
-      <w:ins w:id="44" w:author="PR Preview" w:date="2026-01-01T00:00:00Z">
-        <w:r>
-          <w:t xml:space="preserve"> </w:t>
-        </w:r>
-      </w:ins>
-      <w:ins w:id="45" w:author="PR Preview" w:date="2026-01-01T00:00:00Z">
-        <w:r>
-          <w:t xml:space="preserve">For</w:t>
-        </w:r>
-      </w:ins>
-      <w:ins w:id="46" w:author="PR Preview" w:date="2026-01-01T00:00:00Z">
-        <w:r>
-          <w:t xml:space="preserve"> </w:t>
-        </w:r>
-      </w:ins>
-      <m:oMath>
-        <m:r>
-          <m:t>p</m:t>
-        </m:r>
-        <m:r>
-          <m:rPr>
-            <m:sty m:val="p"/>
-          </m:rPr>
-          <m:t>=</m:t>
-        </m:r>
-        <m:r>
-          <m:rPr>
-            <m:sty m:val="p"/>
-          </m:rPr>
-          <m:t>∞</m:t>
-        </m:r>
-      </m:oMath>
-      <w:ins w:id="47" w:author="PR Preview" w:date="2026-01-01T00:00:00Z">
-        <w:r>
-          <w:t xml:space="preserve">, the</w:t>
-        </w:r>
-      </w:ins>
-      <w:ins w:id="48" w:author="PR Preview" w:date="2026-01-01T00:00:00Z">
-        <w:r>
-          <w:t xml:space="preserve"> </w:t>
-        </w:r>
-      </w:ins>
-      <w:ins w:id="49" w:author="PR Preview" w:date="2026-01-01T00:00:00Z">
-        <w:r>
-          <w:rPr>
-            <w:b/>
-            <w:bCs/>
-          </w:rPr>
-          <w:t xml:space="preserve">essential supremum norm</w:t>
-        </w:r>
-      </w:ins>
-      <w:ins w:id="50" w:author="PR Preview" w:date="2026-01-01T00:00:00Z">
-        <w:r>
-          <w:t xml:space="preserve"> </w:t>
-        </w:r>
-      </w:ins>
-      <w:ins w:id="51" w:author="PR Preview" w:date="2026-01-01T00:00:00Z">
-        <w:r>
-          <w:t xml:space="preserve">(or</w:t>
-        </w:r>
-      </w:ins>
-      <w:ins w:id="52" w:author="PR Preview" w:date="2026-01-01T00:00:00Z">
-        <w:r>
-          <w:t xml:space="preserve"> </w:t>
-        </w:r>
-      </w:ins>
-      <m:oMath>
-        <m:sSup>
-          <m:e>
-            <m:r>
-              <m:t>L</m:t>
-            </m:r>
-          </m:e>
-          <m:sup>
-            <m:r>
-              <m:rPr>
-                <m:sty m:val="p"/>
-              </m:rPr>
-              <m:t>∞</m:t>
-            </m:r>
-          </m:sup>
-        </m:sSup>
-      </m:oMath>
-      <w:ins w:id="53" w:author="PR Preview" w:date="2026-01-01T00:00:00Z">
-        <w:r>
-          <w:rPr>
-            <w:b/>
-            <w:bCs/>
-          </w:rPr>
-          <w:t xml:space="preserve"> </w:t>
-        </w:r>
-      </w:ins>
-      <w:ins w:id="54" w:author="PR Preview" w:date="2026-01-01T00:00:00Z">
-        <w:r>
-          <w:rPr>
-            <w:b/>
-            <w:bCs/>
-          </w:rPr>
-          <w:t xml:space="preserve">norm</w:t>
-        </w:r>
-      </w:ins>
-      <w:ins w:id="55" w:author="PR Preview" w:date="2026-01-01T00:00:00Z">
-        <w:r>
-          <w:t xml:space="preserve">) of a</w:t>
-        </w:r>
-      </w:ins>
-      <w:ins w:id="56" w:author="PR Preview" w:date="2026-01-01T00:00:00Z">
-        <w:r>
-          <w:t xml:space="preserve"> </w:t>
-        </w:r>
-      </w:ins>
-      <w:hyperlink w:anchor="def-measurable-function">
-        <w:ins w:id="57" w:author="PR Preview" w:date="2026-01-01T00:00:00Z">
-          <w:r>
-            <w:rPr>
-              <w:rStyle w:val="Hyperlink"/>
-            </w:rPr>
-            <w:t xml:space="preserve">measurable function</w:t>
-          </w:r>
-        </w:ins>
-      </w:hyperlink>
-      <w:ins w:id="58" w:author="PR Preview" w:date="2026-01-01T00:00:00Z">
-        <w:r>
-          <w:t xml:space="preserve"> </w:t>
-        </w:r>
-      </w:ins>
-      <m:oMath>
-        <m:r>
-          <m:t>f</m:t>
-        </m:r>
-        <m:r>
-          <m:rPr>
-            <m:sty m:val="p"/>
-          </m:rPr>
-          <m:t>:</m:t>
-        </m:r>
-        <m:r>
-          <m:t>S</m:t>
-        </m:r>
-        <m:r>
-          <m:rPr>
-            <m:sty m:val="p"/>
-          </m:rPr>
-          <m:t>→</m:t>
-        </m:r>
-        <m:r>
-          <m:rPr>
-            <m:scr m:val="double-struck"/>
-            <m:sty m:val="p"/>
-          </m:rPr>
-          <m:t>R</m:t>
-        </m:r>
-      </m:oMath>
-      <w:ins w:id="59" w:author="PR Preview" w:date="2026-01-01T00:00:00Z">
-        <w:r>
-          <w:t xml:space="preserve"> </w:t>
-        </w:r>
-      </w:ins>
-      <w:ins w:id="60" w:author="PR Preview" w:date="2026-01-01T00:00:00Z">
-        <w:r>
-          <w:t xml:space="preserve">is:</w:t>
-        </w:r>
-      </w:ins>
+      <w:r>
+        <w:t xml:space="preserve"> </w:t>
+      </w:r>
+      <w:r>
+        <w:t xml:space="preserve">is:</w:t>
+      </w:r>
     </w:p>
     <w:p>
       <w:pPr>
